--- a/informes-utm/Informe_UTM_64046_2026-08-17_a_2026-08-23.docx
+++ b/informes-utm/Informe_UTM_64046_2026-08-17_a_2026-08-23.docx
@@ -29,12 +29,12 @@
     </w:p>
     <w:p>
       <w:r>
-        <w:t>Vuelve el orden habitual. Network Service lidera (978.03 GB) por QUIC (333.77 GB) y SSL/TLS. Collaboration es WhatsApp (307.35 GB) más transferencia de archivos. General Interest es Google.Services (453.64 GB). Update sube a 353.72 GB, sobre todo Microsoft.Windows.Update (307.70 GB), una semana fuerte de parches. YouTube llega a 46.27 GB y Netflix a 14.48 GB.</w:t>
+        <w:t>Network Service lidera (978.03 GB) por QUIC (333.77 GB) y SSL/TLS. Collaboration es WhatsApp (307.35 GB) más transferencia de archivos. General Interest es Google.Services (453.64 GB). Update suma 353.72 GB, sobre todo Microsoft.Windows.Update (307.70 GB). YouTube llega a 46.27 GB y Netflix a 14.48 GB.</w:t>
       </w:r>
     </w:p>
     <w:p>
       <w:r>
-        <w:t>Remote Access se mantiene con AnyDesk como herramienta principal y un residual de TeamViewer, coherente con soportes remotos, siempre que el inventario de sistemas lo confirme. La categoría Proxy sigue mostrando clientes de evasión (Hola.VPN, Psiphon, Proton, Ultrasurf o similares), con poco volumen pero con el mismo comportamiento de las semanas anteriores.</w:t>
+        <w:t>Remote Access muestra AnyDesk como herramienta principal y un residual de TeamViewer. Conviene confirmar que corresponda a soportes autorizados. La categoría Proxy de este corte incluye clientes de evasión (Hola.VPN, Psiphon, Proton, Ultrasurf o similares), con poco volumen.</w:t>
       </w:r>
     </w:p>
     <w:p>
@@ -88,7 +88,7 @@
           </w:tcPr>
           <w:p>
             <w:r>
-              <w:t>%</w:t>
+              <w:t>% aprox.</w:t>
             </w:r>
           </w:p>
         </w:tc>
@@ -228,7 +228,7 @@
           </w:tcPr>
           <w:p>
             <w:r>
-              <w:t>Storage Backup</w:t>
+              <w:t>Storage.Backup</w:t>
             </w:r>
           </w:p>
         </w:tc>
@@ -260,7 +260,7 @@
           </w:tcPr>
           <w:p>
             <w:r>
-              <w:t>Video/Audio</w:t>
+              <w:t>Desconocido / Other (resto)</w:t>
             </w:r>
           </w:p>
         </w:tc>
@@ -270,7 +270,7 @@
           </w:tcPr>
           <w:p>
             <w:r>
-              <w:t>68.93 GB</w:t>
+              <w:t>225.65 GB</w:t>
             </w:r>
           </w:p>
         </w:tc>
@@ -280,7 +280,7 @@
           </w:tcPr>
           <w:p>
             <w:r>
-              <w:t>2.44 %</w:t>
+              <w:t>7.98 %</w:t>
             </w:r>
           </w:p>
         </w:tc>
@@ -289,7 +289,7 @@
     <w:p/>
     <w:p>
       <w:r>
-        <w:t>Network Service corresponde al tráfico cifrado (QUIC/SSL) que Fortinet no abre. General Interest es sobre todo Google. Collaboration es WhatsApp y Microsoft 365. Update son parches de Windows y Adobe. Storage Backup es OneDrive, iCloud y Google Drive.</w:t>
+        <w:t>Network Service corresponde al tráfico cifrado (QUIC/SSL) que Fortinet no abre. General Interest es sobre todo Google. Collaboration es WhatsApp y Microsoft 365. Update son parches de Windows y Adobe. Storage Backup es OneDrive, iCloud y Google Drive. Desconocido / Other (resto) agrupa Unknown y las categorías menores de este corte (Social Media, Video/Audio, GenAI, Cloud, correo, VoIP y acceso remoto). Dentro de ese resto, la categoría Unknown de Fortinet es 48.11 GB (1.70 %).</w:t>
       </w:r>
     </w:p>
     <w:p>
@@ -347,7 +347,7 @@
     </w:p>
     <w:p>
       <w:r>
-        <w:t>192.168.9.254 encabeza con 67.27 GB y otra vez arrastra radio en streaming. 192.168.2.49 consume 43.45 GB (Drive, CDN y navegación). Siguen 192.168.55.78 (19.69 GB), 192.168.55.94 (17.12 GB) y 192.168.52.215 (15.71 GB). En reputación aparece 158.69.177.101 en el segundo lugar, IP externa sin hostname.</w:t>
+        <w:t>192.168.9.254 encabeza con 67.27 GB y arrastra radio en streaming. 192.168.2.49 consume 43.45 GB (Drive, CDN y navegación). Siguen 192.168.55.78 (19.69 GB), 192.168.55.94 (17.12 GB) y 192.168.52.215 (15.71 GB). En reputación aparece 158.69.177.101 en el segundo lugar, IP externa sin hostname.</w:t>
       </w:r>
     </w:p>
     <w:p>
@@ -397,7 +397,7 @@
     </w:p>
     <w:p>
       <w:r>
-        <w:t>Reputación (score alto, no equivale por sí solo a consumo): 1 172.17.23.2; 2 158.69.177.101; 3 SOPORTE; 4 2001:67c:254:b0b0::abba; 5 172.16.181.10; 6 192.168.0.102. 172.17.23.2 se mantiene primero todas las semanas; en el informe del 3 al 9 de agosto coincidía con la planta Grandstream UCM6204.</w:t>
+        <w:t>Reputación (score alto, no equivale por sí solo a consumo): 1 172.17.23.2; 2 158.69.177.101; 3 SOPORTE; 4 2001:67c:254:b0b0::abba; 5 172.16.181.10; 6 192.168.0.102. El primero de la lista no trae hostname de usuario en este corte.</w:t>
       </w:r>
     </w:p>
     <w:p>
@@ -606,7 +606,7 @@
     </w:p>
     <w:p>
       <w:r>
-        <w:t>Frente al informe del 3 al 9 de agosto se mantiene WhatsApp, Windows Update y la poca visibilidad de Fortinet sobre destinos encapsulados. La pornografía masiva de COM-TRIAGE01 no se repite en este corte. Sí persisten las radios de turno (virtualtronics y surfernetwork), los intentos de VPN/proxy y AnyDesk. 192.168.9.254 y 192.168.2.49 siguen entre los mayores consumidores y aún requieren hostname estable.</w:t>
+        <w:t>En los PDF de este corte, 192.168.9.254 y PBL-HOSP04 mantienen radio30.virtualtronics.com cerca de 1,514 minutos, y LOM-URG11 repite esa radio cerca de 1,498 minutos. www.secop.gov.co suma 29.09 GB. YouTube registra 46.27 GB y Netflix 14.48 GB. 158.69.177.101 aparece en reputación sin hostname. Proxy Avoidance suma 30,804 bloqueos.</w:t>
       </w:r>
     </w:p>
     <w:sectPr>
